--- a/FC723 Portfolio Assessment 1 P429722/FC723 Portfolio Assessment 1 – Documentation/FC723_Portfolio_Documentation.docx
+++ b/FC723 Portfolio Assessment 1 P429722/FC723 Portfolio Assessment 1 – Documentation/FC723_Portfolio_Documentation.docx
@@ -182,6 +182,18 @@
           <w:lang w:val="en-US"/>
         </w:rPr>
       </w:pPr>
+      <w:r>
+        <w:rPr>
+          <w:lang w:val="en-US"/>
+        </w:rPr>
+        <w:t xml:space="preserve">GitHub repo: </w:t>
+      </w:r>
+      <w:r>
+        <w:rPr>
+          <w:lang w:val="en-US"/>
+        </w:rPr>
+        <w:t>https://github.com/abdulazizalsh/-FC723-Euclidean-Algorithm-portfolio-assesment-1.git</w:t>
+      </w:r>
     </w:p>
     <w:p>
       <w:pPr>
@@ -315,7 +327,6 @@
         </w:rPr>
         <w:t>ber_</w:t>
       </w:r>
-      <w:proofErr w:type="gramStart"/>
       <w:r>
         <w:rPr>
           <w:lang w:val="en-US"/>
@@ -326,14 +337,7 @@
         <w:rPr>
           <w:lang w:val="en-US"/>
         </w:rPr>
-        <w:t>!</w:t>
-      </w:r>
-      <w:proofErr w:type="gramEnd"/>
-      <w:r>
-        <w:rPr>
-          <w:lang w:val="en-US"/>
-        </w:rPr>
-        <w:t xml:space="preserve">= </w:t>
+        <w:t xml:space="preserve">!= </w:t>
       </w:r>
       <w:r>
         <w:rPr>
@@ -364,14 +368,7 @@
         <w:rPr>
           <w:lang w:val="en-US"/>
         </w:rPr>
-        <w:t>-</w:t>
-      </w:r>
-      <w:proofErr w:type="gramStart"/>
-      <w:r>
-        <w:rPr>
-          <w:lang w:val="en-US"/>
-        </w:rPr>
-        <w:t xml:space="preserve">&gt; </w:t>
+        <w:t xml:space="preserve">-&gt; </w:t>
       </w:r>
       <w:r>
         <w:rPr>
@@ -383,14 +380,7 @@
         <w:rPr>
           <w:lang w:val="en-US"/>
         </w:rPr>
-        <w:t>ber</w:t>
-      </w:r>
-      <w:proofErr w:type="gramEnd"/>
-      <w:r>
-        <w:rPr>
-          <w:lang w:val="en-US"/>
-        </w:rPr>
-        <w:t>_</w:t>
+        <w:t>ber_</w:t>
       </w:r>
       <w:r>
         <w:rPr>
@@ -457,14 +447,7 @@
         <w:rPr>
           <w:lang w:val="en-US"/>
         </w:rPr>
-        <w:t>-</w:t>
-      </w:r>
-      <w:proofErr w:type="gramStart"/>
-      <w:r>
-        <w:rPr>
-          <w:lang w:val="en-US"/>
-        </w:rPr>
-        <w:t xml:space="preserve">&gt; </w:t>
+        <w:t xml:space="preserve">-&gt; </w:t>
       </w:r>
       <w:r>
         <w:rPr>
@@ -476,14 +459,7 @@
         <w:rPr>
           <w:lang w:val="en-US"/>
         </w:rPr>
-        <w:t>ber</w:t>
-      </w:r>
-      <w:proofErr w:type="gramEnd"/>
-      <w:r>
-        <w:rPr>
-          <w:lang w:val="en-US"/>
-        </w:rPr>
-        <w:t>_</w:t>
+        <w:t>ber_</w:t>
       </w:r>
       <w:r>
         <w:rPr>
@@ -615,6 +591,13 @@
         </w:rPr>
         <w:t xml:space="preserve"> </w:t>
       </w:r>
+    </w:p>
+    <w:p>
+      <w:pPr>
+        <w:rPr>
+          <w:lang w:val="en-US"/>
+        </w:rPr>
+      </w:pPr>
     </w:p>
     <w:sectPr>
       <w:pgSz w:w="11906" w:h="16838"/>
